--- a/Dokumentation_coconut.docx
+++ b/Dokumentation_coconut.docx
@@ -17,18 +17,6 @@
     </w:p>
     <w:p>
       <w:pPr>
-        <w:pStyle w:val="BodyTextsubtitle"/>
-        <w:bidi w:val="0"/>
-        <w:jc w:val="start"/>
-        <w:rPr/>
-      </w:pPr>
-      <w:r>
-        <w:rPr/>
-        <w:t>Scheduler, Task-Aufweckung, Events, Mailboxen, Timer und serielle Demo</w:t>
-      </w:r>
-    </w:p>
-    <w:p>
-      <w:pPr>
         <w:pStyle w:val="BodyText"/>
         <w:bidi w:val="0"/>
         <w:spacing w:before="100" w:after="160"/>
@@ -67,38 +55,6 @@
       <w:r>
         <w:rPr/>
         <w:t xml:space="preserve"> Dokumentation zur aktuellen PlatformIO-Demo</w:t>
-      </w:r>
-    </w:p>
-    <w:p>
-      <w:pPr>
-        <w:pStyle w:val="BodyText"/>
-        <w:bidi w:val="0"/>
-        <w:spacing w:before="200" w:after="200"/>
-        <w:ind w:hanging="0" w:start="200" w:end="200"/>
-        <w:jc w:val="start"/>
-        <w:rPr/>
-      </w:pPr>
-      <w:r>
-        <w:rPr>
-          <w:bdr w:val="single" w:sz="24" w:space="10" w:color="287A9A"/>
-          <w:shd w:fill="EDF5F8" w:val="clear"/>
-        </w:rPr>
-        <w:t xml:space="preserve">Diese Anleitung beschreibt den aktiven Scheduler über die </w:t>
-      </w:r>
-      <w:r>
-        <w:rPr>
-          <w:rStyle w:val="SourceText"/>
-          <w:bdr w:val="single" w:sz="24" w:space="10" w:color="287A9A"/>
-          <w:shd w:fill="EDF5F8" w:val="clear"/>
-        </w:rPr>
-        <w:t>ccn_*</w:t>
-      </w:r>
-      <w:r>
-        <w:rPr>
-          <w:bdr w:val="single" w:sz="24" w:space="10" w:color="287A9A"/>
-          <w:shd w:fill="EDF5F8" w:val="clear"/>
-        </w:rPr>
-        <w:t xml:space="preserve">-API. Die älteren Coconut-Module werden mitgebaut und initialisiert; die Demo-Aufgaben verwenden aber den aktuellen CCN-Scheduler. </w:t>
       </w:r>
     </w:p>
     <w:p>
@@ -108,9 +64,9 @@
           <w:ilvl w:val="0"/>
           <w:numId w:val="0"/>
         </w:numPr>
-        <w:pBdr/>
         <w:bidi w:val="0"/>
         <w:spacing w:before="440" w:after="120"/>
+        <w:ind w:hanging="0" w:start="0"/>
         <w:jc w:val="start"/>
         <w:rPr/>
       </w:pPr>
@@ -184,9 +140,9 @@
           <w:ilvl w:val="0"/>
           <w:numId w:val="0"/>
         </w:numPr>
-        <w:pBdr/>
         <w:bidi w:val="0"/>
         <w:spacing w:before="440" w:after="120"/>
+        <w:ind w:hanging="0" w:start="0"/>
         <w:jc w:val="start"/>
         <w:rPr/>
       </w:pPr>
@@ -225,341 +181,9 @@
     </w:p>
     <w:p>
       <w:pPr>
-        <w:pStyle w:val="PreformattedText"/>
-        <w:pBdr/>
-        <w:bidi w:val="0"/>
-        <w:spacing w:before="0" w:after="0"/>
-        <w:jc w:val="start"/>
-        <w:rPr/>
-      </w:pPr>
-      <w:r>
-        <w:rPr/>
-        <w:t>Start: Interrupts aktivieren</w:t>
-      </w:r>
-    </w:p>
-    <w:p>
-      <w:pPr>
-        <w:pStyle w:val="PreformattedText"/>
-        <w:pBdr/>
-        <w:bidi w:val="0"/>
-        <w:spacing w:before="0" w:after="0"/>
-        <w:jc w:val="start"/>
-        <w:rPr/>
-      </w:pPr>
-      <w:r>
-        <w:rPr/>
-        <w:t xml:space="preserve">                 </w:t>
-      </w:r>
-      <w:r>
-        <w:rPr/>
-        <w:t>|</w:t>
-      </w:r>
-    </w:p>
-    <w:p>
-      <w:pPr>
-        <w:pStyle w:val="PreformattedText"/>
-        <w:pBdr/>
-        <w:bidi w:val="0"/>
-        <w:spacing w:before="0" w:after="0"/>
-        <w:jc w:val="start"/>
-        <w:rPr/>
-      </w:pPr>
-      <w:r>
-        <w:rPr/>
-        <w:t xml:space="preserve">                 </w:t>
-      </w:r>
-      <w:r>
-        <w:rPr/>
-        <w:t>v</w:t>
-      </w:r>
-    </w:p>
-    <w:p>
-      <w:pPr>
-        <w:pStyle w:val="PreformattedText"/>
-        <w:pBdr/>
-        <w:bidi w:val="0"/>
-        <w:spacing w:before="0" w:after="0"/>
-        <w:jc w:val="start"/>
-        <w:rPr/>
-      </w:pPr>
-      <w:r>
-        <w:rPr/>
-        <w:t xml:space="preserve">       </w:t>
-      </w:r>
-      <w:r>
-        <w:rPr/>
-        <w:t>Ausstehende Ticks verarbeiten</w:t>
-      </w:r>
-    </w:p>
-    <w:p>
-      <w:pPr>
-        <w:pStyle w:val="PreformattedText"/>
-        <w:pBdr/>
-        <w:bidi w:val="0"/>
-        <w:spacing w:before="0" w:after="0"/>
-        <w:jc w:val="start"/>
-        <w:rPr/>
-      </w:pPr>
-      <w:r>
-        <w:rPr/>
-        <w:t xml:space="preserve">                 </w:t>
-      </w:r>
-      <w:r>
-        <w:rPr/>
-        <w:t>|</w:t>
-      </w:r>
-    </w:p>
-    <w:p>
-      <w:pPr>
-        <w:pStyle w:val="PreformattedText"/>
-        <w:pBdr/>
-        <w:bidi w:val="0"/>
-        <w:spacing w:before="0" w:after="0"/>
-        <w:jc w:val="start"/>
-        <w:rPr/>
-      </w:pPr>
-      <w:r>
-        <w:rPr/>
-        <w:t xml:space="preserve">                 </w:t>
-      </w:r>
-      <w:r>
-        <w:rPr/>
-        <w:t>v</w:t>
-      </w:r>
-    </w:p>
-    <w:p>
-      <w:pPr>
-        <w:pStyle w:val="PreformattedText"/>
-        <w:pBdr/>
-        <w:bidi w:val="0"/>
-        <w:spacing w:before="0" w:after="0"/>
-        <w:jc w:val="start"/>
-        <w:rPr/>
-      </w:pPr>
-      <w:r>
-        <w:rPr/>
-        <w:t xml:space="preserve">          </w:t>
-      </w:r>
-      <w:r>
-        <w:rPr/>
-        <w:t>+------------------+</w:t>
-      </w:r>
-    </w:p>
-    <w:p>
-      <w:pPr>
-        <w:pStyle w:val="PreformattedText"/>
-        <w:pBdr/>
-        <w:bidi w:val="0"/>
-        <w:spacing w:before="0" w:after="0"/>
-        <w:jc w:val="start"/>
-        <w:rPr/>
-      </w:pPr>
-      <w:r>
-        <w:rPr/>
-        <w:t xml:space="preserve">          </w:t>
-      </w:r>
-      <w:r>
-        <w:rPr/>
-        <w:t>| Bereiter Task?   |</w:t>
-      </w:r>
-    </w:p>
-    <w:p>
-      <w:pPr>
-        <w:pStyle w:val="PreformattedText"/>
-        <w:pBdr/>
-        <w:bidi w:val="0"/>
-        <w:spacing w:before="0" w:after="0"/>
-        <w:jc w:val="start"/>
-        <w:rPr/>
-      </w:pPr>
-      <w:r>
-        <w:rPr/>
-        <w:t xml:space="preserve">          </w:t>
-      </w:r>
-      <w:r>
-        <w:rPr/>
-        <w:t>+------------------+</w:t>
-      </w:r>
-    </w:p>
-    <w:p>
-      <w:pPr>
-        <w:pStyle w:val="PreformattedText"/>
-        <w:pBdr/>
-        <w:bidi w:val="0"/>
-        <w:spacing w:before="0" w:after="0"/>
-        <w:jc w:val="start"/>
-        <w:rPr/>
-      </w:pPr>
-      <w:r>
-        <w:rPr/>
-        <w:t xml:space="preserve">             </w:t>
-      </w:r>
-      <w:r>
-        <w:rPr/>
-        <w:t>| Ja       | Nein</w:t>
-      </w:r>
-    </w:p>
-    <w:p>
-      <w:pPr>
-        <w:pStyle w:val="PreformattedText"/>
-        <w:pBdr/>
-        <w:bidi w:val="0"/>
-        <w:spacing w:before="0" w:after="0"/>
-        <w:jc w:val="start"/>
-        <w:rPr/>
-      </w:pPr>
-      <w:r>
-        <w:rPr/>
-        <w:t xml:space="preserve">             </w:t>
-      </w:r>
-      <w:r>
-        <w:rPr/>
-        <w:t>v          +-----&gt; Hauptschleife weiter</w:t>
-      </w:r>
-    </w:p>
-    <w:p>
-      <w:pPr>
-        <w:pStyle w:val="PreformattedText"/>
-        <w:pBdr/>
-        <w:bidi w:val="0"/>
-        <w:spacing w:before="0" w:after="0"/>
-        <w:jc w:val="start"/>
-        <w:rPr/>
-      </w:pPr>
-      <w:r>
-        <w:rPr/>
-        <w:t xml:space="preserve">  </w:t>
-      </w:r>
-      <w:r>
-        <w:rPr/>
-        <w:t>Höchste Priorität wählen</w:t>
-      </w:r>
-    </w:p>
-    <w:p>
-      <w:pPr>
-        <w:pStyle w:val="PreformattedText"/>
-        <w:pBdr/>
-        <w:bidi w:val="0"/>
-        <w:spacing w:before="0" w:after="0"/>
-        <w:jc w:val="start"/>
-        <w:rPr/>
-      </w:pPr>
-      <w:r>
-        <w:rPr/>
-        <w:t xml:space="preserve">  </w:t>
-      </w:r>
-      <w:r>
-        <w:rPr/>
-        <w:t>Gleichstand: Round-Robin</w:t>
-      </w:r>
-    </w:p>
-    <w:p>
-      <w:pPr>
-        <w:pStyle w:val="PreformattedText"/>
-        <w:pBdr/>
-        <w:bidi w:val="0"/>
-        <w:spacing w:before="0" w:after="0"/>
-        <w:jc w:val="start"/>
-        <w:rPr/>
-      </w:pPr>
-      <w:r>
-        <w:rPr/>
-        <w:t xml:space="preserve">             </w:t>
-      </w:r>
-      <w:r>
-        <w:rPr/>
-        <w:t>|</w:t>
-      </w:r>
-    </w:p>
-    <w:p>
-      <w:pPr>
-        <w:pStyle w:val="PreformattedText"/>
-        <w:pBdr/>
-        <w:bidi w:val="0"/>
-        <w:spacing w:before="0" w:after="0"/>
-        <w:jc w:val="start"/>
-        <w:rPr/>
-      </w:pPr>
-      <w:r>
-        <w:rPr/>
-        <w:t xml:space="preserve">             </w:t>
-      </w:r>
-      <w:r>
-        <w:rPr/>
-        <w:t>v</w:t>
-      </w:r>
-    </w:p>
-    <w:p>
-      <w:pPr>
-        <w:pStyle w:val="PreformattedText"/>
-        <w:pBdr/>
-        <w:bidi w:val="0"/>
-        <w:spacing w:before="0" w:after="0"/>
-        <w:jc w:val="start"/>
-        <w:rPr/>
-      </w:pPr>
-      <w:r>
-        <w:rPr/>
-        <w:t xml:space="preserve">  </w:t>
-      </w:r>
-      <w:r>
-        <w:rPr/>
-        <w:t>Task-Funktion ausführen</w:t>
-      </w:r>
-    </w:p>
-    <w:p>
-      <w:pPr>
-        <w:pStyle w:val="PreformattedText"/>
-        <w:pBdr/>
-        <w:bidi w:val="0"/>
-        <w:spacing w:before="0" w:after="0"/>
-        <w:jc w:val="start"/>
-        <w:rPr/>
-      </w:pPr>
-      <w:r>
-        <w:rPr/>
-        <w:t xml:space="preserve">             </w:t>
-      </w:r>
-      <w:r>
-        <w:rPr/>
-        <w:t>|</w:t>
-      </w:r>
-    </w:p>
-    <w:p>
-      <w:pPr>
-        <w:pStyle w:val="PreformattedText"/>
-        <w:bidi w:val="0"/>
-        <w:spacing w:before="0" w:after="283"/>
-        <w:jc w:val="start"/>
-        <w:rPr/>
-      </w:pPr>
-      <w:r>
-        <w:rPr/>
-        <w:t xml:space="preserve">             </w:t>
-      </w:r>
-      <w:r>
-        <w:rPr/>
-        <w:t>+---------------&gt; zurück zur Tick-Verarbeitung</w:t>
-      </w:r>
-    </w:p>
-    <w:p>
-      <w:pPr>
-        <w:pStyle w:val="BodyText"/>
-        <w:bidi w:val="0"/>
-        <w:spacing w:before="100" w:after="160"/>
-        <w:ind w:start="100" w:end="100"/>
-        <w:jc w:val="start"/>
-        <w:rPr/>
-      </w:pPr>
-      <w:r>
-        <w:rPr/>
-        <w:t xml:space="preserve">Scheduler-Hauptschleife (schematisch). </w:t>
-      </w:r>
-    </w:p>
-    <w:p>
-      <w:pPr>
         <w:pStyle w:val="Heading2section"/>
         <w:bidi w:val="0"/>
+        <w:ind w:hanging="0" w:start="0"/>
         <w:jc w:val="start"/>
         <w:rPr/>
       </w:pPr>
@@ -614,271 +238,22 @@
     </w:p>
     <w:p>
       <w:pPr>
-        <w:pStyle w:val="PreformattedText"/>
-        <w:pBdr/>
-        <w:bidi w:val="0"/>
-        <w:spacing w:before="0" w:after="0"/>
-        <w:jc w:val="start"/>
-        <w:rPr/>
-      </w:pPr>
-      <w:r>
-        <w:rPr/>
-        <w:t>Aufweckquelle</w:t>
-      </w:r>
-    </w:p>
-    <w:p>
-      <w:pPr>
-        <w:pStyle w:val="PreformattedText"/>
-        <w:pBdr/>
-        <w:bidi w:val="0"/>
-        <w:spacing w:before="0" w:after="0"/>
-        <w:jc w:val="start"/>
-        <w:rPr/>
-      </w:pPr>
-      <w:r>
-        <w:rPr/>
-        <w:t xml:space="preserve">     </w:t>
-      </w:r>
-      <w:r>
-        <w:rPr/>
-        <w:t>|</w:t>
-      </w:r>
-    </w:p>
-    <w:p>
-      <w:pPr>
-        <w:pStyle w:val="PreformattedText"/>
-        <w:pBdr/>
-        <w:bidi w:val="0"/>
-        <w:spacing w:before="0" w:after="0"/>
-        <w:jc w:val="start"/>
-        <w:rPr/>
-      </w:pPr>
-      <w:r>
-        <w:rPr/>
-        <w:t xml:space="preserve">     </w:t>
-      </w:r>
-      <w:r>
-        <w:rPr/>
-        <w:t>v</w:t>
-      </w:r>
-    </w:p>
-    <w:p>
-      <w:pPr>
-        <w:pStyle w:val="PreformattedText"/>
-        <w:pBdr/>
-        <w:bidi w:val="0"/>
-        <w:spacing w:before="0" w:after="0"/>
-        <w:jc w:val="start"/>
-        <w:rPr/>
-      </w:pPr>
-      <w:r>
-        <w:rPr/>
-        <w:t>ccn_task_wake(task)</w:t>
-      </w:r>
-    </w:p>
-    <w:p>
-      <w:pPr>
-        <w:pStyle w:val="PreformattedText"/>
-        <w:pBdr/>
-        <w:bidi w:val="0"/>
-        <w:spacing w:before="0" w:after="0"/>
-        <w:jc w:val="start"/>
-        <w:rPr/>
-      </w:pPr>
-      <w:r>
-        <w:rPr/>
-        <w:t xml:space="preserve">     </w:t>
-      </w:r>
-      <w:r>
-        <w:rPr/>
-        <w:t>|</w:t>
-      </w:r>
-    </w:p>
-    <w:p>
-      <w:pPr>
-        <w:pStyle w:val="PreformattedText"/>
-        <w:pBdr/>
-        <w:bidi w:val="0"/>
-        <w:spacing w:before="0" w:after="0"/>
-        <w:jc w:val="start"/>
-        <w:rPr/>
-      </w:pPr>
-      <w:r>
-        <w:rPr/>
-        <w:t xml:space="preserve">     </w:t>
-      </w:r>
-      <w:r>
-        <w:rPr/>
-        <w:t>v</w:t>
-      </w:r>
-    </w:p>
-    <w:p>
-      <w:pPr>
-        <w:pStyle w:val="PreformattedText"/>
-        <w:pBdr/>
-        <w:bidi w:val="0"/>
-        <w:spacing w:before="0" w:after="0"/>
-        <w:jc w:val="start"/>
-        <w:rPr/>
-      </w:pPr>
-      <w:r>
-        <w:rPr/>
-        <w:t>Bereit-Flag setzen (bleibt ein einzelnes Flag)</w:t>
-      </w:r>
-    </w:p>
-    <w:p>
-      <w:pPr>
-        <w:pStyle w:val="PreformattedText"/>
-        <w:pBdr/>
-        <w:bidi w:val="0"/>
-        <w:spacing w:before="0" w:after="0"/>
-        <w:jc w:val="start"/>
-        <w:rPr/>
-      </w:pPr>
-      <w:r>
-        <w:rPr/>
-        <w:t xml:space="preserve">     </w:t>
-      </w:r>
-      <w:r>
-        <w:rPr/>
-        <w:t>|</w:t>
-      </w:r>
-    </w:p>
-    <w:p>
-      <w:pPr>
-        <w:pStyle w:val="PreformattedText"/>
-        <w:pBdr/>
-        <w:bidi w:val="0"/>
-        <w:spacing w:before="0" w:after="0"/>
-        <w:jc w:val="start"/>
-        <w:rPr/>
-      </w:pPr>
-      <w:r>
-        <w:rPr/>
-        <w:t xml:space="preserve">     </w:t>
-      </w:r>
-      <w:r>
-        <w:rPr/>
-        <w:t>v</w:t>
-      </w:r>
-    </w:p>
-    <w:p>
-      <w:pPr>
-        <w:pStyle w:val="PreformattedText"/>
-        <w:pBdr/>
-        <w:bidi w:val="0"/>
-        <w:spacing w:before="0" w:after="0"/>
-        <w:jc w:val="start"/>
-        <w:rPr/>
-      </w:pPr>
-      <w:r>
-        <w:rPr/>
-        <w:t>Scheduler wählt den Task beim nächsten Durchlauf</w:t>
-      </w:r>
-    </w:p>
-    <w:p>
-      <w:pPr>
-        <w:pStyle w:val="PreformattedText"/>
-        <w:pBdr/>
-        <w:bidi w:val="0"/>
-        <w:spacing w:before="0" w:after="0"/>
-        <w:jc w:val="start"/>
-        <w:rPr/>
-      </w:pPr>
-      <w:r>
-        <w:rPr/>
-        <w:t xml:space="preserve">     </w:t>
-      </w:r>
-      <w:r>
-        <w:rPr/>
-        <w:t>|</w:t>
-      </w:r>
-    </w:p>
-    <w:p>
-      <w:pPr>
-        <w:pStyle w:val="PreformattedText"/>
-        <w:pBdr/>
-        <w:bidi w:val="0"/>
-        <w:spacing w:before="0" w:after="0"/>
-        <w:jc w:val="start"/>
-        <w:rPr/>
-      </w:pPr>
-      <w:r>
-        <w:rPr/>
-        <w:t xml:space="preserve">     </w:t>
-      </w:r>
-      <w:r>
-        <w:rPr/>
-        <w:t>v</w:t>
-      </w:r>
-    </w:p>
-    <w:p>
-      <w:pPr>
-        <w:pStyle w:val="PreformattedText"/>
-        <w:pBdr/>
-        <w:bidi w:val="0"/>
-        <w:spacing w:before="0" w:after="0"/>
-        <w:jc w:val="start"/>
-        <w:rPr/>
-      </w:pPr>
-      <w:r>
-        <w:rPr/>
-        <w:t>Task-Funktion läuft bis zur Rückkehr</w:t>
-      </w:r>
-    </w:p>
-    <w:p>
-      <w:pPr>
-        <w:pStyle w:val="PreformattedText"/>
-        <w:pBdr/>
-        <w:bidi w:val="0"/>
-        <w:spacing w:before="0" w:after="0"/>
-        <w:jc w:val="start"/>
-        <w:rPr/>
-      </w:pPr>
-      <w:r>
-        <w:rPr/>
-        <w:t xml:space="preserve">     </w:t>
-      </w:r>
-      <w:r>
-        <w:rPr/>
-        <w:t>|</w:t>
-      </w:r>
-    </w:p>
-    <w:p>
-      <w:pPr>
-        <w:pStyle w:val="PreformattedText"/>
-        <w:bidi w:val="0"/>
-        <w:spacing w:before="0" w:after="283"/>
-        <w:jc w:val="start"/>
-        <w:rPr/>
-      </w:pPr>
-      <w:r>
-        <w:rPr/>
-        <w:t xml:space="preserve">     </w:t>
-      </w:r>
-      <w:r>
-        <w:rPr/>
-        <w:t>+----------------------&gt; wartet auf nächste Aufweckung</w:t>
-      </w:r>
-    </w:p>
-    <w:p>
-      <w:pPr>
-        <w:pStyle w:val="BodyText"/>
-        <w:bidi w:val="0"/>
-        <w:spacing w:before="100" w:after="160"/>
-        <w:ind w:start="100" w:end="100"/>
-        <w:jc w:val="start"/>
-        <w:rPr/>
-      </w:pPr>
-      <w:r>
-        <w:rPr/>
-        <w:t xml:space="preserve">WakeUp markiert den Task bereit; es ruft ihn nicht sofort auf. </w:t>
+        <w:pStyle w:val="BodyText"/>
+        <w:bidi w:val="0"/>
+        <w:spacing w:before="100" w:after="160"/>
+        <w:ind w:start="100" w:end="100"/>
+        <w:jc w:val="start"/>
+        <w:rPr/>
+      </w:pPr>
+      <w:r>
+        <w:rPr/>
       </w:r>
     </w:p>
     <w:p>
       <w:pPr>
         <w:pStyle w:val="Heading2section"/>
         <w:bidi w:val="0"/>
+        <w:ind w:hanging="0" w:start="0"/>
         <w:jc w:val="start"/>
         <w:rPr/>
       </w:pPr>
@@ -947,247 +322,22 @@
     </w:p>
     <w:p>
       <w:pPr>
-        <w:pStyle w:val="PreformattedText"/>
-        <w:pBdr/>
-        <w:bidi w:val="0"/>
-        <w:spacing w:before="0" w:after="0"/>
-        <w:jc w:val="start"/>
-        <w:rPr/>
-      </w:pPr>
-      <w:r>
-        <w:rPr/>
-        <w:t>Taste e</w:t>
-      </w:r>
-    </w:p>
-    <w:p>
-      <w:pPr>
-        <w:pStyle w:val="PreformattedText"/>
-        <w:pBdr/>
-        <w:bidi w:val="0"/>
-        <w:spacing w:before="0" w:after="0"/>
-        <w:jc w:val="start"/>
-        <w:rPr/>
-      </w:pPr>
-      <w:r>
-        <w:rPr/>
-        <w:t xml:space="preserve">  </w:t>
-      </w:r>
-      <w:r>
-        <w:rPr/>
-        <w:t>|</w:t>
-      </w:r>
-    </w:p>
-    <w:p>
-      <w:pPr>
-        <w:pStyle w:val="PreformattedText"/>
-        <w:pBdr/>
-        <w:bidi w:val="0"/>
-        <w:spacing w:before="0" w:after="0"/>
-        <w:jc w:val="start"/>
-        <w:rPr/>
-      </w:pPr>
-      <w:r>
-        <w:rPr/>
-        <w:t xml:space="preserve">  </w:t>
-      </w:r>
-      <w:r>
-        <w:rPr/>
-        <w:t>v</w:t>
-      </w:r>
-    </w:p>
-    <w:p>
-      <w:pPr>
-        <w:pStyle w:val="PreformattedText"/>
-        <w:pBdr/>
-        <w:bidi w:val="0"/>
-        <w:spacing w:before="0" w:after="0"/>
-        <w:jc w:val="start"/>
-        <w:rPr/>
-      </w:pPr>
-      <w:r>
-        <w:rPr/>
-        <w:t>Event senden --&gt; Pending-Flag setzen --&gt; Empfänger bereit machen</w:t>
-      </w:r>
-    </w:p>
-    <w:p>
-      <w:pPr>
-        <w:pStyle w:val="PreformattedText"/>
-        <w:pBdr/>
-        <w:bidi w:val="0"/>
-        <w:spacing w:before="0" w:after="0"/>
-        <w:jc w:val="start"/>
-        <w:rPr/>
-      </w:pPr>
-      <w:r>
-        <w:rPr/>
-        <w:t xml:space="preserve">                                              </w:t>
-      </w:r>
-      <w:r>
-        <w:rPr/>
-        <w:t>|</w:t>
-      </w:r>
-    </w:p>
-    <w:p>
-      <w:pPr>
-        <w:pStyle w:val="PreformattedText"/>
-        <w:pBdr/>
-        <w:bidi w:val="0"/>
-        <w:spacing w:before="0" w:after="0"/>
-        <w:jc w:val="start"/>
-        <w:rPr/>
-      </w:pPr>
-      <w:r>
-        <w:rPr/>
-        <w:t xml:space="preserve">                                              </w:t>
-      </w:r>
-      <w:r>
-        <w:rPr/>
-        <w:t>v</w:t>
-      </w:r>
-    </w:p>
-    <w:p>
-      <w:pPr>
-        <w:pStyle w:val="PreformattedText"/>
-        <w:pBdr/>
-        <w:bidi w:val="0"/>
-        <w:spacing w:before="0" w:after="0"/>
-        <w:jc w:val="start"/>
-        <w:rPr/>
-      </w:pPr>
-      <w:r>
-        <w:rPr/>
-        <w:t xml:space="preserve">                                      </w:t>
-      </w:r>
-      <w:r>
-        <w:rPr/>
-        <w:t>Scheduler ruft Task</w:t>
-      </w:r>
-    </w:p>
-    <w:p>
-      <w:pPr>
-        <w:pStyle w:val="PreformattedText"/>
-        <w:pBdr/>
-        <w:bidi w:val="0"/>
-        <w:spacing w:before="0" w:after="0"/>
-        <w:jc w:val="start"/>
-        <w:rPr/>
-      </w:pPr>
-      <w:r>
-        <w:rPr/>
-        <w:t xml:space="preserve">                                              </w:t>
-      </w:r>
-      <w:r>
-        <w:rPr/>
-        <w:t>|</w:t>
-      </w:r>
-    </w:p>
-    <w:p>
-      <w:pPr>
-        <w:pStyle w:val="PreformattedText"/>
-        <w:pBdr/>
-        <w:bidi w:val="0"/>
-        <w:spacing w:before="0" w:after="0"/>
-        <w:jc w:val="start"/>
-        <w:rPr/>
-      </w:pPr>
-      <w:r>
-        <w:rPr/>
-        <w:t xml:space="preserve">                                              </w:t>
-      </w:r>
-      <w:r>
-        <w:rPr/>
-        <w:t>v</w:t>
-      </w:r>
-    </w:p>
-    <w:p>
-      <w:pPr>
-        <w:pStyle w:val="PreformattedText"/>
-        <w:pBdr/>
-        <w:bidi w:val="0"/>
-        <w:spacing w:before="0" w:after="0"/>
-        <w:jc w:val="start"/>
-        <w:rPr/>
-      </w:pPr>
-      <w:r>
-        <w:rPr/>
-        <w:t xml:space="preserve">                         </w:t>
-      </w:r>
-      <w:r>
-        <w:rPr/>
-        <w:t>ccn_event_receive(event) konsumiert Flag</w:t>
-      </w:r>
-    </w:p>
-    <w:p>
-      <w:pPr>
-        <w:pStyle w:val="PreformattedText"/>
-        <w:pBdr/>
-        <w:bidi w:val="0"/>
-        <w:spacing w:before="0" w:after="0"/>
-        <w:jc w:val="start"/>
-        <w:rPr/>
-      </w:pPr>
-      <w:r>
-        <w:rPr/>
-        <w:t xml:space="preserve">                                              </w:t>
-      </w:r>
-      <w:r>
-        <w:rPr/>
-        <w:t>|</w:t>
-      </w:r>
-    </w:p>
-    <w:p>
-      <w:pPr>
-        <w:pStyle w:val="PreformattedText"/>
-        <w:pBdr/>
-        <w:bidi w:val="0"/>
-        <w:spacing w:before="0" w:after="0"/>
-        <w:jc w:val="start"/>
-        <w:rPr/>
-      </w:pPr>
-      <w:r>
-        <w:rPr/>
-        <w:t xml:space="preserve">                                              </w:t>
-      </w:r>
-      <w:r>
-        <w:rPr/>
-        <w:t>v</w:t>
-      </w:r>
-    </w:p>
-    <w:p>
-      <w:pPr>
-        <w:pStyle w:val="PreformattedText"/>
-        <w:bidi w:val="0"/>
-        <w:spacing w:before="0" w:after="283"/>
-        <w:jc w:val="start"/>
-        <w:rPr/>
-      </w:pPr>
-      <w:r>
-        <w:rPr/>
-        <w:t xml:space="preserve">                                     </w:t>
-      </w:r>
-      <w:r>
-        <w:rPr/>
-        <w:t>printf: Event empfangen</w:t>
-      </w:r>
-    </w:p>
-    <w:p>
-      <w:pPr>
-        <w:pStyle w:val="BodyText"/>
-        <w:bidi w:val="0"/>
-        <w:spacing w:before="100" w:after="160"/>
-        <w:ind w:start="100" w:end="100"/>
-        <w:jc w:val="start"/>
-        <w:rPr/>
-      </w:pPr>
-      <w:r>
-        <w:rPr/>
-        <w:t xml:space="preserve">Ein Event trägt ein Signal, aber keine Nutzdaten. </w:t>
+        <w:pStyle w:val="BodyText"/>
+        <w:bidi w:val="0"/>
+        <w:spacing w:before="100" w:after="160"/>
+        <w:ind w:start="100" w:end="100"/>
+        <w:jc w:val="start"/>
+        <w:rPr/>
+      </w:pPr>
+      <w:r>
+        <w:rPr/>
       </w:r>
     </w:p>
     <w:p>
       <w:pPr>
         <w:pStyle w:val="Heading2section"/>
         <w:bidi w:val="0"/>
+        <w:ind w:hanging="0" w:start="0"/>
         <w:jc w:val="start"/>
         <w:rPr/>
       </w:pPr>
@@ -1252,269 +402,22 @@
     </w:p>
     <w:p>
       <w:pPr>
-        <w:pStyle w:val="PreformattedText"/>
-        <w:pBdr/>
-        <w:bidi w:val="0"/>
-        <w:spacing w:before="0" w:after="0"/>
-        <w:jc w:val="start"/>
-        <w:rPr/>
-      </w:pPr>
-      <w:r>
-        <w:rPr/>
-        <w:t>Taste m --&gt; Sekundenwert erfassen --&gt; Mailbox FIFO hinten befüllen</w:t>
-      </w:r>
-    </w:p>
-    <w:p>
-      <w:pPr>
-        <w:pStyle w:val="PreformattedText"/>
-        <w:pBdr/>
-        <w:bidi w:val="0"/>
-        <w:spacing w:before="0" w:after="0"/>
-        <w:jc w:val="start"/>
-        <w:rPr/>
-      </w:pPr>
-      <w:r>
-        <w:rPr/>
-        <w:t xml:space="preserve">                                               </w:t>
-      </w:r>
-      <w:r>
-        <w:rPr/>
-        <w:t>|</w:t>
-      </w:r>
-    </w:p>
-    <w:p>
-      <w:pPr>
-        <w:pStyle w:val="PreformattedText"/>
-        <w:pBdr/>
-        <w:bidi w:val="0"/>
-        <w:spacing w:before="0" w:after="0"/>
-        <w:jc w:val="start"/>
-        <w:rPr/>
-      </w:pPr>
-      <w:r>
-        <w:rPr/>
-        <w:t xml:space="preserve">                                        </w:t>
-      </w:r>
-      <w:r>
-        <w:rPr/>
-        <w:t>Mailbox voll?</w:t>
-      </w:r>
-    </w:p>
-    <w:p>
-      <w:pPr>
-        <w:pStyle w:val="PreformattedText"/>
-        <w:pBdr/>
-        <w:bidi w:val="0"/>
-        <w:spacing w:before="0" w:after="0"/>
-        <w:jc w:val="start"/>
-        <w:rPr/>
-      </w:pPr>
-      <w:r>
-        <w:rPr/>
-        <w:t xml:space="preserve">                                         </w:t>
-      </w:r>
-      <w:r>
-        <w:rPr/>
-        <w:t xml:space="preserve">/       \ </w:t>
-      </w:r>
-    </w:p>
-    <w:p>
-      <w:pPr>
-        <w:pStyle w:val="PreformattedText"/>
-        <w:pBdr/>
-        <w:bidi w:val="0"/>
-        <w:spacing w:before="0" w:after="0"/>
-        <w:jc w:val="start"/>
-        <w:rPr/>
-      </w:pPr>
-      <w:r>
-        <w:rPr/>
-        <w:t xml:space="preserve">                                      </w:t>
-      </w:r>
-      <w:r>
-        <w:rPr/>
-        <w:t>Nein       Ja</w:t>
-      </w:r>
-    </w:p>
-    <w:p>
-      <w:pPr>
-        <w:pStyle w:val="PreformattedText"/>
-        <w:pBdr/>
-        <w:bidi w:val="0"/>
-        <w:spacing w:before="0" w:after="0"/>
-        <w:jc w:val="start"/>
-        <w:rPr/>
-      </w:pPr>
-      <w:r>
-        <w:rPr/>
-        <w:t xml:space="preserve">                                       </w:t>
-      </w:r>
-      <w:r>
-        <w:rPr/>
-        <w:t>|          |</w:t>
-      </w:r>
-    </w:p>
-    <w:p>
-      <w:pPr>
-        <w:pStyle w:val="PreformattedText"/>
-        <w:pBdr/>
-        <w:bidi w:val="0"/>
-        <w:spacing w:before="0" w:after="0"/>
-        <w:jc w:val="start"/>
-        <w:rPr/>
-      </w:pPr>
-      <w:r>
-        <w:rPr/>
-        <w:t xml:space="preserve">                                       </w:t>
-      </w:r>
-      <w:r>
-        <w:rPr/>
-        <w:t>v          v</w:t>
-      </w:r>
-    </w:p>
-    <w:p>
-      <w:pPr>
-        <w:pStyle w:val="PreformattedText"/>
-        <w:pBdr/>
-        <w:bidi w:val="0"/>
-        <w:spacing w:before="0" w:after="0"/>
-        <w:jc w:val="start"/>
-        <w:rPr/>
-      </w:pPr>
-      <w:r>
-        <w:rPr/>
-        <w:t xml:space="preserve">                                 </w:t>
-      </w:r>
-      <w:r>
-        <w:rPr/>
-        <w:t>Task wecken   Fehler melden</w:t>
-      </w:r>
-    </w:p>
-    <w:p>
-      <w:pPr>
-        <w:pStyle w:val="PreformattedText"/>
-        <w:pBdr/>
-        <w:bidi w:val="0"/>
-        <w:spacing w:before="0" w:after="0"/>
-        <w:jc w:val="start"/>
-        <w:rPr/>
-      </w:pPr>
-      <w:r>
-        <w:rPr/>
-        <w:t xml:space="preserve">                                       </w:t>
-      </w:r>
-      <w:r>
-        <w:rPr/>
-        <w:t>|</w:t>
-      </w:r>
-    </w:p>
-    <w:p>
-      <w:pPr>
-        <w:pStyle w:val="PreformattedText"/>
-        <w:pBdr/>
-        <w:bidi w:val="0"/>
-        <w:spacing w:before="0" w:after="0"/>
-        <w:jc w:val="start"/>
-        <w:rPr/>
-      </w:pPr>
-      <w:r>
-        <w:rPr/>
-        <w:t xml:space="preserve">                                       </w:t>
-      </w:r>
-      <w:r>
-        <w:rPr/>
-        <w:t>v</w:t>
-      </w:r>
-    </w:p>
-    <w:p>
-      <w:pPr>
-        <w:pStyle w:val="PreformattedText"/>
-        <w:pBdr/>
-        <w:bidi w:val="0"/>
-        <w:spacing w:before="0" w:after="0"/>
-        <w:jc w:val="start"/>
-        <w:rPr/>
-      </w:pPr>
-      <w:r>
-        <w:rPr/>
-        <w:t xml:space="preserve">                       </w:t>
-      </w:r>
-      <w:r>
-        <w:rPr/>
-        <w:t>ccn_mailbox_receive() liest vorn</w:t>
-      </w:r>
-    </w:p>
-    <w:p>
-      <w:pPr>
-        <w:pStyle w:val="PreformattedText"/>
-        <w:pBdr/>
-        <w:bidi w:val="0"/>
-        <w:spacing w:before="0" w:after="0"/>
-        <w:jc w:val="start"/>
-        <w:rPr/>
-      </w:pPr>
-      <w:r>
-        <w:rPr/>
-        <w:t xml:space="preserve">                                       </w:t>
-      </w:r>
-      <w:r>
-        <w:rPr/>
-        <w:t>|</w:t>
-      </w:r>
-    </w:p>
-    <w:p>
-      <w:pPr>
-        <w:pStyle w:val="PreformattedText"/>
-        <w:pBdr/>
-        <w:bidi w:val="0"/>
-        <w:spacing w:before="0" w:after="0"/>
-        <w:jc w:val="start"/>
-        <w:rPr/>
-      </w:pPr>
-      <w:r>
-        <w:rPr/>
-        <w:t xml:space="preserve">                                       </w:t>
-      </w:r>
-      <w:r>
-        <w:rPr/>
-        <w:t>v</w:t>
-      </w:r>
-    </w:p>
-    <w:p>
-      <w:pPr>
-        <w:pStyle w:val="PreformattedText"/>
-        <w:bidi w:val="0"/>
-        <w:spacing w:before="0" w:after="283"/>
-        <w:jc w:val="start"/>
-        <w:rPr/>
-      </w:pPr>
-      <w:r>
-        <w:rPr/>
-        <w:t xml:space="preserve">                          </w:t>
-      </w:r>
-      <w:r>
-        <w:rPr/>
-        <w:t>printf gibt Zeitstempel aus</w:t>
-      </w:r>
-    </w:p>
-    <w:p>
-      <w:pPr>
-        <w:pStyle w:val="BodyText"/>
-        <w:bidi w:val="0"/>
-        <w:spacing w:before="100" w:after="160"/>
-        <w:ind w:start="100" w:end="100"/>
-        <w:jc w:val="start"/>
-        <w:rPr/>
-      </w:pPr>
-      <w:r>
-        <w:rPr/>
-        <w:t xml:space="preserve">Die Mailbox transportiert Nutzdaten in FIFO-Reihenfolge. </w:t>
+        <w:pStyle w:val="BodyText"/>
+        <w:bidi w:val="0"/>
+        <w:spacing w:before="100" w:after="160"/>
+        <w:ind w:start="100" w:end="100"/>
+        <w:jc w:val="start"/>
+        <w:rPr/>
+      </w:pPr>
+      <w:r>
+        <w:rPr/>
       </w:r>
     </w:p>
     <w:p>
       <w:pPr>
         <w:pStyle w:val="Heading2section"/>
         <w:bidi w:val="0"/>
+        <w:ind w:hanging="0" w:start="0"/>
         <w:jc w:val="start"/>
         <w:rPr/>
       </w:pPr>
@@ -1607,395 +510,22 @@
     </w:p>
     <w:p>
       <w:pPr>
-        <w:pStyle w:val="PreformattedText"/>
-        <w:pBdr/>
-        <w:bidi w:val="0"/>
-        <w:spacing w:before="0" w:after="0"/>
-        <w:jc w:val="start"/>
-        <w:rPr/>
-      </w:pPr>
-      <w:r>
-        <w:rPr/>
-        <w:t>Taste t --&gt; Einmal-Timer auf 375 Ticks setzen</w:t>
-      </w:r>
-    </w:p>
-    <w:p>
-      <w:pPr>
-        <w:pStyle w:val="PreformattedText"/>
-        <w:pBdr/>
-        <w:bidi w:val="0"/>
-        <w:spacing w:before="0" w:after="0"/>
-        <w:jc w:val="start"/>
-        <w:rPr/>
-      </w:pPr>
-      <w:r>
-        <w:rPr/>
-        <w:t xml:space="preserve">                       </w:t>
-      </w:r>
-      <w:r>
-        <w:rPr/>
-        <w:t>|</w:t>
-      </w:r>
-    </w:p>
-    <w:p>
-      <w:pPr>
-        <w:pStyle w:val="PreformattedText"/>
-        <w:pBdr/>
-        <w:bidi w:val="0"/>
-        <w:spacing w:before="0" w:after="0"/>
-        <w:jc w:val="start"/>
-        <w:rPr/>
-      </w:pPr>
-      <w:r>
-        <w:rPr/>
-        <w:t xml:space="preserve">             </w:t>
-      </w:r>
-      <w:r>
-        <w:rPr/>
-        <w:t>Timer1 Interrupt alle 8 ms</w:t>
-      </w:r>
-    </w:p>
-    <w:p>
-      <w:pPr>
-        <w:pStyle w:val="PreformattedText"/>
-        <w:pBdr/>
-        <w:bidi w:val="0"/>
-        <w:spacing w:before="0" w:after="0"/>
-        <w:jc w:val="start"/>
-        <w:rPr/>
-      </w:pPr>
-      <w:r>
-        <w:rPr/>
-        <w:t xml:space="preserve">             </w:t>
-      </w:r>
-      <w:r>
-        <w:rPr/>
-        <w:t>ISR zählt nur den Hardwaretick</w:t>
-      </w:r>
-    </w:p>
-    <w:p>
-      <w:pPr>
-        <w:pStyle w:val="PreformattedText"/>
-        <w:pBdr/>
-        <w:bidi w:val="0"/>
-        <w:spacing w:before="0" w:after="0"/>
-        <w:jc w:val="start"/>
-        <w:rPr/>
-      </w:pPr>
-      <w:r>
-        <w:rPr/>
-        <w:t xml:space="preserve">                       </w:t>
-      </w:r>
-      <w:r>
-        <w:rPr/>
-        <w:t>|</w:t>
-      </w:r>
-    </w:p>
-    <w:p>
-      <w:pPr>
-        <w:pStyle w:val="PreformattedText"/>
-        <w:pBdr/>
-        <w:bidi w:val="0"/>
-        <w:spacing w:before="0" w:after="0"/>
-        <w:jc w:val="start"/>
-        <w:rPr/>
-      </w:pPr>
-      <w:r>
-        <w:rPr/>
-        <w:t xml:space="preserve">                       </w:t>
-      </w:r>
-      <w:r>
-        <w:rPr/>
-        <w:t>v</w:t>
-      </w:r>
-    </w:p>
-    <w:p>
-      <w:pPr>
-        <w:pStyle w:val="PreformattedText"/>
-        <w:pBdr/>
-        <w:bidi w:val="0"/>
-        <w:spacing w:before="0" w:after="0"/>
-        <w:jc w:val="start"/>
-        <w:rPr/>
-      </w:pPr>
-      <w:r>
-        <w:rPr/>
-        <w:t xml:space="preserve">           </w:t>
-      </w:r>
-      <w:r>
-        <w:rPr/>
-        <w:t>Scheduler verarbeitet Tick-Zähler</w:t>
-      </w:r>
-    </w:p>
-    <w:p>
-      <w:pPr>
-        <w:pStyle w:val="PreformattedText"/>
-        <w:pBdr/>
-        <w:bidi w:val="0"/>
-        <w:spacing w:before="0" w:after="0"/>
-        <w:jc w:val="start"/>
-        <w:rPr/>
-      </w:pPr>
-      <w:r>
-        <w:rPr/>
-        <w:t xml:space="preserve">                       </w:t>
-      </w:r>
-      <w:r>
-        <w:rPr/>
-        <w:t>|</w:t>
-      </w:r>
-    </w:p>
-    <w:p>
-      <w:pPr>
-        <w:pStyle w:val="PreformattedText"/>
-        <w:pBdr/>
-        <w:bidi w:val="0"/>
-        <w:spacing w:before="0" w:after="0"/>
-        <w:jc w:val="start"/>
-        <w:rPr/>
-      </w:pPr>
-      <w:r>
-        <w:rPr/>
-        <w:t xml:space="preserve">                       </w:t>
-      </w:r>
-      <w:r>
-        <w:rPr/>
-        <w:t>v</w:t>
-      </w:r>
-    </w:p>
-    <w:p>
-      <w:pPr>
-        <w:pStyle w:val="PreformattedText"/>
-        <w:pBdr/>
-        <w:bidi w:val="0"/>
-        <w:spacing w:before="0" w:after="0"/>
-        <w:jc w:val="start"/>
-        <w:rPr/>
-      </w:pPr>
-      <w:r>
-        <w:rPr/>
-        <w:t xml:space="preserve">               </w:t>
-      </w:r>
-      <w:r>
-        <w:rPr/>
-        <w:t>Timer abgelaufen?</w:t>
-      </w:r>
-    </w:p>
-    <w:p>
-      <w:pPr>
-        <w:pStyle w:val="PreformattedText"/>
-        <w:pBdr/>
-        <w:bidi w:val="0"/>
-        <w:spacing w:before="0" w:after="0"/>
-        <w:jc w:val="start"/>
-        <w:rPr/>
-      </w:pPr>
-      <w:r>
-        <w:rPr/>
-        <w:t xml:space="preserve">                 </w:t>
-      </w:r>
-      <w:r>
-        <w:rPr/>
-        <w:t xml:space="preserve">/          \ </w:t>
-      </w:r>
-    </w:p>
-    <w:p>
-      <w:pPr>
-        <w:pStyle w:val="PreformattedText"/>
-        <w:pBdr/>
-        <w:bidi w:val="0"/>
-        <w:spacing w:before="0" w:after="0"/>
-        <w:jc w:val="start"/>
-        <w:rPr/>
-      </w:pPr>
-      <w:r>
-        <w:rPr/>
-        <w:t xml:space="preserve">              </w:t>
-      </w:r>
-      <w:r>
-        <w:rPr/>
-        <w:t>Nein          Ja</w:t>
-      </w:r>
-    </w:p>
-    <w:p>
-      <w:pPr>
-        <w:pStyle w:val="PreformattedText"/>
-        <w:pBdr/>
-        <w:bidi w:val="0"/>
-        <w:spacing w:before="0" w:after="0"/>
-        <w:jc w:val="start"/>
-        <w:rPr/>
-      </w:pPr>
-      <w:r>
-        <w:rPr/>
-        <w:t xml:space="preserve">               </w:t>
-      </w:r>
-      <w:r>
-        <w:rPr/>
-        <w:t>|             |</w:t>
-      </w:r>
-    </w:p>
-    <w:p>
-      <w:pPr>
-        <w:pStyle w:val="PreformattedText"/>
-        <w:pBdr/>
-        <w:bidi w:val="0"/>
-        <w:spacing w:before="0" w:after="0"/>
-        <w:jc w:val="start"/>
-        <w:rPr/>
-      </w:pPr>
-      <w:r>
-        <w:rPr/>
-        <w:t xml:space="preserve">      </w:t>
-      </w:r>
-      <w:r>
-        <w:rPr/>
-        <w:t>weiter herunterzählen  Ablauf-Flag setzen</w:t>
-      </w:r>
-    </w:p>
-    <w:p>
-      <w:pPr>
-        <w:pStyle w:val="PreformattedText"/>
-        <w:pBdr/>
-        <w:bidi w:val="0"/>
-        <w:spacing w:before="0" w:after="0"/>
-        <w:jc w:val="start"/>
-        <w:rPr/>
-      </w:pPr>
-      <w:r>
-        <w:rPr/>
-        <w:t xml:space="preserve">                             </w:t>
-      </w:r>
-      <w:r>
-        <w:rPr/>
-        <w:t>Task wecken</w:t>
-      </w:r>
-    </w:p>
-    <w:p>
-      <w:pPr>
-        <w:pStyle w:val="PreformattedText"/>
-        <w:pBdr/>
-        <w:bidi w:val="0"/>
-        <w:spacing w:before="0" w:after="0"/>
-        <w:jc w:val="start"/>
-        <w:rPr/>
-      </w:pPr>
-      <w:r>
-        <w:rPr/>
-        <w:t xml:space="preserve">                                </w:t>
-      </w:r>
-      <w:r>
-        <w:rPr/>
-        <w:t>|</w:t>
-      </w:r>
-    </w:p>
-    <w:p>
-      <w:pPr>
-        <w:pStyle w:val="PreformattedText"/>
-        <w:pBdr/>
-        <w:bidi w:val="0"/>
-        <w:spacing w:before="0" w:after="0"/>
-        <w:jc w:val="start"/>
-        <w:rPr/>
-      </w:pPr>
-      <w:r>
-        <w:rPr/>
-        <w:t xml:space="preserve">                                </w:t>
-      </w:r>
-      <w:r>
-        <w:rPr/>
-        <w:t>v</w:t>
-      </w:r>
-    </w:p>
-    <w:p>
-      <w:pPr>
-        <w:pStyle w:val="PreformattedText"/>
-        <w:pBdr/>
-        <w:bidi w:val="0"/>
-        <w:spacing w:before="0" w:after="0"/>
-        <w:jc w:val="start"/>
-        <w:rPr/>
-      </w:pPr>
-      <w:r>
-        <w:rPr/>
-        <w:t xml:space="preserve">                   </w:t>
-      </w:r>
-      <w:r>
-        <w:rPr/>
-        <w:t>ccn_timer_expired() lesen</w:t>
-      </w:r>
-    </w:p>
-    <w:p>
-      <w:pPr>
-        <w:pStyle w:val="PreformattedText"/>
-        <w:pBdr/>
-        <w:bidi w:val="0"/>
-        <w:spacing w:before="0" w:after="0"/>
-        <w:jc w:val="start"/>
-        <w:rPr/>
-      </w:pPr>
-      <w:r>
-        <w:rPr/>
-        <w:t xml:space="preserve">                                </w:t>
-      </w:r>
-      <w:r>
-        <w:rPr/>
-        <w:t>|</w:t>
-      </w:r>
-    </w:p>
-    <w:p>
-      <w:pPr>
-        <w:pStyle w:val="PreformattedText"/>
-        <w:pBdr/>
-        <w:bidi w:val="0"/>
-        <w:spacing w:before="0" w:after="0"/>
-        <w:jc w:val="start"/>
-        <w:rPr/>
-      </w:pPr>
-      <w:r>
-        <w:rPr/>
-        <w:t xml:space="preserve">                                </w:t>
-      </w:r>
-      <w:r>
-        <w:rPr/>
-        <w:t>v</w:t>
-      </w:r>
-    </w:p>
-    <w:p>
-      <w:pPr>
-        <w:pStyle w:val="PreformattedText"/>
-        <w:bidi w:val="0"/>
-        <w:spacing w:before="0" w:after="283"/>
-        <w:jc w:val="start"/>
-        <w:rPr/>
-      </w:pPr>
-      <w:r>
-        <w:rPr/>
-        <w:t xml:space="preserve">                    </w:t>
-      </w:r>
-      <w:r>
-        <w:rPr/>
-        <w:t>Meldung nach ca. 3 s</w:t>
-      </w:r>
-    </w:p>
-    <w:p>
-      <w:pPr>
-        <w:pStyle w:val="BodyText"/>
-        <w:bidi w:val="0"/>
-        <w:spacing w:before="100" w:after="160"/>
-        <w:ind w:start="100" w:end="100"/>
-        <w:jc w:val="start"/>
-        <w:rPr/>
-      </w:pPr>
-      <w:r>
-        <w:rPr/>
-        <w:t xml:space="preserve">Timerablauf wird im Scheduler verarbeitet und weckt den verbundenen Task. </w:t>
+        <w:pStyle w:val="BodyText"/>
+        <w:bidi w:val="0"/>
+        <w:spacing w:before="100" w:after="160"/>
+        <w:ind w:start="100" w:end="100"/>
+        <w:jc w:val="start"/>
+        <w:rPr/>
+      </w:pPr>
+      <w:r>
+        <w:rPr/>
       </w:r>
     </w:p>
     <w:p>
       <w:pPr>
         <w:pStyle w:val="Heading2section"/>
         <w:bidi w:val="0"/>
+        <w:ind w:hanging="0" w:start="0"/>
         <w:jc w:val="start"/>
         <w:rPr/>
       </w:pPr>
@@ -2013,6 +543,7 @@
         </w:numPr>
         <w:bidi w:val="0"/>
         <w:spacing w:before="140" w:after="80"/>
+        <w:ind w:hanging="0" w:start="0"/>
         <w:jc w:val="start"/>
         <w:rPr/>
       </w:pPr>
@@ -2148,6 +679,7 @@
       <w:pPr>
         <w:pStyle w:val="Heading3section"/>
         <w:bidi w:val="0"/>
+        <w:ind w:hanging="0" w:start="0"/>
         <w:jc w:val="start"/>
         <w:rPr/>
       </w:pPr>
@@ -2303,6 +835,7 @@
       <w:pPr>
         <w:pStyle w:val="Heading2section"/>
         <w:bidi w:val="0"/>
+        <w:ind w:hanging="0" w:start="0"/>
         <w:jc w:val="start"/>
         <w:rPr/>
       </w:pPr>
@@ -2722,6 +1255,7 @@
       <w:pPr>
         <w:pStyle w:val="Heading2section"/>
         <w:bidi w:val="0"/>
+        <w:ind w:hanging="0" w:start="0"/>
         <w:jc w:val="start"/>
         <w:rPr/>
       </w:pPr>
@@ -2817,7 +1351,6 @@
     <w:p>
       <w:pPr>
         <w:pStyle w:val="PreformattedText"/>
-        <w:pBdr/>
         <w:bidi w:val="0"/>
         <w:spacing w:before="0" w:after="0"/>
         <w:jc w:val="start"/>
@@ -2831,7 +1364,6 @@
     <w:p>
       <w:pPr>
         <w:pStyle w:val="PreformattedText"/>
-        <w:pBdr/>
         <w:bidi w:val="0"/>
         <w:spacing w:before="0" w:after="0"/>
         <w:jc w:val="start"/>
@@ -2906,9 +1438,9 @@
           <w:ilvl w:val="0"/>
           <w:numId w:val="0"/>
         </w:numPr>
-        <w:pBdr/>
         <w:bidi w:val="0"/>
         <w:spacing w:before="440" w:after="120"/>
+        <w:ind w:hanging="0" w:start="0"/>
         <w:jc w:val="start"/>
         <w:rPr/>
       </w:pPr>
@@ -2931,15 +1463,15 @@
         </w:tblCellMar>
       </w:tblPr>
       <w:tblGrid>
-        <w:gridCol w:w="2825"/>
-        <w:gridCol w:w="3906"/>
+        <w:gridCol w:w="2824"/>
+        <w:gridCol w:w="3907"/>
         <w:gridCol w:w="3247"/>
       </w:tblGrid>
       <w:tr>
         <w:trPr/>
         <w:tc>
           <w:tcPr>
-            <w:tcW w:w="2825" w:type="dxa"/>
+            <w:tcW w:w="2824" w:type="dxa"/>
             <w:tcBorders/>
             <w:vAlign w:val="center"/>
           </w:tcPr>
@@ -2960,7 +1492,7 @@
         </w:tc>
         <w:tc>
           <w:tcPr>
-            <w:tcW w:w="3906" w:type="dxa"/>
+            <w:tcW w:w="3907" w:type="dxa"/>
             <w:tcBorders/>
             <w:vAlign w:val="center"/>
           </w:tcPr>
@@ -3005,7 +1537,7 @@
         <w:trPr/>
         <w:tc>
           <w:tcPr>
-            <w:tcW w:w="2825" w:type="dxa"/>
+            <w:tcW w:w="2824" w:type="dxa"/>
             <w:tcBorders/>
             <w:vAlign w:val="center"/>
           </w:tcPr>
@@ -3027,7 +1559,7 @@
         </w:tc>
         <w:tc>
           <w:tcPr>
-            <w:tcW w:w="3906" w:type="dxa"/>
+            <w:tcW w:w="3907" w:type="dxa"/>
             <w:tcBorders/>
             <w:vAlign w:val="center"/>
           </w:tcPr>
@@ -3080,7 +1612,7 @@
         <w:trPr/>
         <w:tc>
           <w:tcPr>
-            <w:tcW w:w="2825" w:type="dxa"/>
+            <w:tcW w:w="2824" w:type="dxa"/>
             <w:tcBorders/>
             <w:vAlign w:val="center"/>
           </w:tcPr>
@@ -3102,7 +1634,7 @@
         </w:tc>
         <w:tc>
           <w:tcPr>
-            <w:tcW w:w="3906" w:type="dxa"/>
+            <w:tcW w:w="3907" w:type="dxa"/>
             <w:tcBorders/>
             <w:vAlign w:val="center"/>
           </w:tcPr>
@@ -3175,7 +1707,7 @@
         <w:trPr/>
         <w:tc>
           <w:tcPr>
-            <w:tcW w:w="2825" w:type="dxa"/>
+            <w:tcW w:w="2824" w:type="dxa"/>
             <w:tcBorders/>
             <w:vAlign w:val="center"/>
           </w:tcPr>
@@ -3197,7 +1729,7 @@
         </w:tc>
         <w:tc>
           <w:tcPr>
-            <w:tcW w:w="3906" w:type="dxa"/>
+            <w:tcW w:w="3907" w:type="dxa"/>
             <w:tcBorders/>
             <w:vAlign w:val="center"/>
           </w:tcPr>
@@ -3260,7 +1792,7 @@
         <w:trPr/>
         <w:tc>
           <w:tcPr>
-            <w:tcW w:w="2825" w:type="dxa"/>
+            <w:tcW w:w="2824" w:type="dxa"/>
             <w:tcBorders/>
             <w:vAlign w:val="center"/>
           </w:tcPr>
@@ -3282,7 +1814,7 @@
         </w:tc>
         <w:tc>
           <w:tcPr>
-            <w:tcW w:w="3906" w:type="dxa"/>
+            <w:tcW w:w="3907" w:type="dxa"/>
             <w:tcBorders/>
             <w:vAlign w:val="center"/>
           </w:tcPr>
@@ -3335,7 +1867,7 @@
         <w:trPr/>
         <w:tc>
           <w:tcPr>
-            <w:tcW w:w="2825" w:type="dxa"/>
+            <w:tcW w:w="2824" w:type="dxa"/>
             <w:tcBorders/>
             <w:vAlign w:val="center"/>
           </w:tcPr>
@@ -3357,7 +1889,7 @@
         </w:tc>
         <w:tc>
           <w:tcPr>
-            <w:tcW w:w="3906" w:type="dxa"/>
+            <w:tcW w:w="3907" w:type="dxa"/>
             <w:tcBorders/>
             <w:vAlign w:val="center"/>
           </w:tcPr>
@@ -3521,7 +2053,7 @@
       <w:pgNumType w:fmt="decimal"/>
       <w:formProt w:val="false"/>
       <w:textDirection w:val="lrTb"/>
-      <w:docGrid w:type="default" w:linePitch="600" w:charSpace="38911"/>
+      <w:docGrid w:type="default" w:linePitch="600" w:charSpace="38706"/>
     </w:sectPr>
   </w:body>
 </w:document>
@@ -3549,15 +2081,16 @@
     <w:qFormat/>
     <w:pPr>
       <w:widowControl w:val="false"/>
-      <w:kinsoku w:val="true"/>
-      <w:overflowPunct w:val="true"/>
-      <w:autoSpaceDE w:val="true"/>
+      <w:suppressAutoHyphens w:val="true"/>
+      <w:overflowPunct w:val="false"/>
       <w:bidi w:val="0"/>
-      <w:spacing w:lineRule="auto" w:line="312"/>
+      <w:spacing w:lineRule="auto" w:line="312" w:before="0" w:after="0"/>
+      <w:jc w:val="start"/>
     </w:pPr>
     <w:rPr>
       <w:rFonts w:ascii="Calibri;Arial;sans-serif" w:hAnsi="Calibri;Arial;sans-serif" w:eastAsia="Calibri;Arial;sans-serif" w:cs="Calibri;Arial;sans-serif"/>
       <w:color w:val="202A35"/>
+      <w:kern w:val="0"/>
       <w:sz w:val="21"/>
       <w:szCs w:val="21"/>
       <w:lang w:val="en-US" w:eastAsia="zh-CN" w:bidi="hi-IN"/>
@@ -3585,10 +2118,6 @@
     <w:next w:val="BodyText"/>
     <w:qFormat/>
     <w:pPr>
-      <w:numPr>
-        <w:ilvl w:val="0"/>
-        <w:numId w:val="0"/>
-      </w:numPr>
       <w:pBdr>
         <w:bottom w:val="single" w:sz="2" w:space="4" w:color="8AAABC"/>
       </w:pBdr>
@@ -3610,10 +2139,6 @@
     <w:next w:val="BodyText"/>
     <w:qFormat/>
     <w:pPr>
-      <w:numPr>
-        <w:ilvl w:val="0"/>
-        <w:numId w:val="0"/>
-      </w:numPr>
       <w:spacing w:before="140" w:after="80"/>
       <w:outlineLvl w:val="2"/>
     </w:pPr>
@@ -3626,25 +2151,39 @@
       <w:szCs w:val="24"/>
     </w:rPr>
   </w:style>
+  <w:style w:type="character" w:styleId="EndnoteCharacters">
+    <w:name w:val="Endnote Characters"/>
+    <w:qFormat/>
+    <w:rPr>
+      <w:vertAlign w:val="superscript"/>
+    </w:rPr>
+  </w:style>
   <w:style w:type="character" w:styleId="EndnoteReference">
     <w:name w:val="endnote reference"/>
     <w:rPr>
       <w:vertAlign w:val="superscript"/>
     </w:rPr>
   </w:style>
+  <w:style w:type="character" w:styleId="FootnoteCharacters">
+    <w:name w:val="Footnote Characters"/>
+    <w:qFormat/>
+    <w:rPr>
+      <w:vertAlign w:val="superscript"/>
+    </w:rPr>
+  </w:style>
   <w:style w:type="character" w:styleId="FootnoteReference">
     <w:name w:val="footnote reference"/>
     <w:rPr>
       <w:vertAlign w:val="superscript"/>
     </w:rPr>
   </w:style>
-  <w:style w:type="character" w:styleId="EndnoteCharacters">
-    <w:name w:val="Endnote Characters"/>
+  <w:style w:type="character" w:styleId="EndnoteCharactersuser">
+    <w:name w:val="Endnote Characters (user)"/>
     <w:qFormat/>
     <w:rPr/>
   </w:style>
-  <w:style w:type="character" w:styleId="FootnoteCharacters">
-    <w:name w:val="Footnote Characters"/>
+  <w:style w:type="character" w:styleId="FootnoteCharactersuser">
+    <w:name w:val="Footnote Characters (user)"/>
     <w:qFormat/>
     <w:rPr/>
   </w:style>
@@ -3663,47 +2202,6 @@
       <w:sz w:val="18"/>
       <w:szCs w:val="18"/>
     </w:rPr>
-  </w:style>
-  <w:style w:type="paragraph" w:styleId="HorizontalLine">
-    <w:name w:val="Horizontal Line"/>
-    <w:basedOn w:val="Normal"/>
-    <w:next w:val="BodyText"/>
-    <w:qFormat/>
-    <w:pPr>
-      <w:pBdr>
-        <w:bottom w:val="double" w:sz="2" w:space="0" w:color="808080"/>
-      </w:pBdr>
-      <w:spacing w:before="0" w:after="283"/>
-    </w:pPr>
-    <w:rPr>
-      <w:sz w:val="12"/>
-    </w:rPr>
-  </w:style>
-  <w:style w:type="paragraph" w:styleId="BodyText">
-    <w:name w:val="Body Text"/>
-    <w:basedOn w:val="Normal"/>
-    <w:pPr>
-      <w:spacing w:before="100" w:after="160"/>
-      <w:ind w:start="100" w:end="100"/>
-    </w:pPr>
-    <w:rPr/>
-  </w:style>
-  <w:style w:type="paragraph" w:styleId="EnvelopeReturn">
-    <w:name w:val="envelope return"/>
-    <w:basedOn w:val="Normal"/>
-    <w:pPr/>
-    <w:rPr>
-      <w:i/>
-    </w:rPr>
-  </w:style>
-  <w:style w:type="paragraph" w:styleId="TableContents">
-    <w:name w:val="Table Contents"/>
-    <w:basedOn w:val="BodyText"/>
-    <w:qFormat/>
-    <w:pPr>
-      <w:jc w:val="start"/>
-    </w:pPr>
-    <w:rPr/>
   </w:style>
   <w:style w:type="paragraph" w:styleId="Heading">
     <w:name w:val="Heading"/>
@@ -3720,13 +2218,19 @@
       <w:szCs w:val="28"/>
     </w:rPr>
   </w:style>
-  <w:style w:type="paragraph" w:styleId="Index">
-    <w:name w:val="Index"/>
+  <w:style w:type="paragraph" w:styleId="BodyText">
+    <w:name w:val="Body Text"/>
     <w:basedOn w:val="Normal"/>
-    <w:qFormat/>
     <w:pPr>
-      <w:suppressLineNumbers/>
+      <w:spacing w:before="100" w:after="160"/>
+      <w:ind w:start="100" w:end="100"/>
     </w:pPr>
+    <w:rPr/>
+  </w:style>
+  <w:style w:type="paragraph" w:styleId="List">
+    <w:name w:val="List"/>
+    <w:basedOn w:val="BodyText"/>
+    <w:pPr/>
     <w:rPr>
       <w:rFonts w:cs="Noto Sans Devanagari"/>
     </w:rPr>
@@ -3747,13 +2251,48 @@
       <w:szCs w:val="24"/>
     </w:rPr>
   </w:style>
-  <w:style w:type="paragraph" w:styleId="List">
-    <w:name w:val="List"/>
-    <w:basedOn w:val="BodyText"/>
-    <w:pPr/>
+  <w:style w:type="paragraph" w:styleId="Index">
+    <w:name w:val="Index"/>
+    <w:basedOn w:val="Normal"/>
+    <w:qFormat/>
+    <w:pPr>
+      <w:suppressLineNumbers/>
+    </w:pPr>
     <w:rPr>
       <w:rFonts w:cs="Noto Sans Devanagari"/>
     </w:rPr>
+  </w:style>
+  <w:style w:type="paragraph" w:styleId="HorizontalLine">
+    <w:name w:val="Horizontal Line"/>
+    <w:basedOn w:val="Normal"/>
+    <w:next w:val="BodyText"/>
+    <w:qFormat/>
+    <w:pPr>
+      <w:pBdr>
+        <w:bottom w:val="double" w:sz="2" w:space="0" w:color="808080"/>
+      </w:pBdr>
+      <w:spacing w:before="0" w:after="283"/>
+    </w:pPr>
+    <w:rPr>
+      <w:sz w:val="12"/>
+    </w:rPr>
+  </w:style>
+  <w:style w:type="paragraph" w:styleId="EnvelopeReturn">
+    <w:name w:val="envelope return"/>
+    <w:basedOn w:val="Normal"/>
+    <w:pPr/>
+    <w:rPr>
+      <w:i/>
+    </w:rPr>
+  </w:style>
+  <w:style w:type="paragraph" w:styleId="TableContents">
+    <w:name w:val="Table Contents"/>
+    <w:basedOn w:val="BodyText"/>
+    <w:qFormat/>
+    <w:pPr>
+      <w:jc w:val="start"/>
+    </w:pPr>
+    <w:rPr/>
   </w:style>
   <w:style w:type="paragraph" w:styleId="PreformattedText">
     <w:name w:val="Preformatted Text"/>
